--- a/technical_document/docx/01_architecture/DOC-01-ARCH-02_Apache_Fineract_Core_Banking_Integration_Specification.docx
+++ b/technical_document/docx/01_architecture/DOC-01-ARCH-02_Apache_Fineract_Core_Banking_Integration_Specification.docx
@@ -51,7 +51,7 @@
                 <w:color w:val="FFFFFF"/>
                 <w:sz w:val="34"/>
               </w:rPr>
-              <w:t>DOC-01-ARCH-02: Apache Fineract 1.12.x Core Banking Integration Specification</w:t>
+              <w:t>DOC-01-ARCH-02: Apache Fineract CE (digest-pinned) Core Banking Integration Specification</w:t>
               <w:br/>
             </w:r>
             <w:r>
@@ -149,7 +149,7 @@
           <w:color w:val="003366"/>
           <w:sz w:val="29"/>
         </w:rPr>
-        <w:t>DOC-01-ARCH-02: Apache Fineract 1.12.x Core Banking Integration Specification</w:t>
+        <w:t>DOC-01-ARCH-02: Apache Fineract CE (digest-pinned) Core Banking Integration Specification</w:t>
       </w:r>
     </w:p>
     <w:p>
@@ -313,7 +313,7 @@
                 <w:color w:val="2D3748"/>
                 <w:sz w:val="17"/>
               </w:rPr>
-              <w:t>Apache Fineract 1.12.x Core Banking Integration &amp; REST Adapter Specification</w:t>
+              <w:t>Apache Fineract CE (digest-pinned) Core Banking Integration &amp; REST Adapter Specification</w:t>
             </w:r>
           </w:p>
         </w:tc>
@@ -1539,6 +1539,58 @@
           </w:p>
         </w:tc>
       </w:tr>
+      <w:tr>
+        <w:tc>
+          <w:tcPr>
+            <w:tcW w:type="dxa" w:w="1872"/>
+          </w:tcPr>
+          <w:p>
+            <w:r>
+              <w:t>3.1.0</w:t>
+            </w:r>
+          </w:p>
+        </w:tc>
+        <w:tc>
+          <w:tcPr>
+            <w:tcW w:type="dxa" w:w="1872"/>
+          </w:tcPr>
+          <w:p>
+            <w:r>
+              <w:t>October 2026</w:t>
+            </w:r>
+          </w:p>
+        </w:tc>
+        <w:tc>
+          <w:tcPr>
+            <w:tcW w:type="dxa" w:w="1872"/>
+          </w:tcPr>
+          <w:p>
+            <w:r>
+              <w:t>Independent Forensic Re-audit</w:t>
+            </w:r>
+          </w:p>
+        </w:tc>
+        <w:tc>
+          <w:tcPr>
+            <w:tcW w:type="dxa" w:w="1872"/>
+          </w:tcPr>
+          <w:p>
+            <w:r>
+              <w:t>Factual corrections per audit/docx_forensic_audit_2026-10-08.md</w:t>
+            </w:r>
+          </w:p>
+        </w:tc>
+        <w:tc>
+          <w:tcPr>
+            <w:tcW w:type="dxa" w:w="1872"/>
+          </w:tcPr>
+          <w:p>
+            <w:r>
+              <w:t>Applied</w:t>
+            </w:r>
+          </w:p>
+        </w:tc>
+      </w:tr>
     </w:tbl>
     <w:p>
       <w:pPr>
@@ -1667,7 +1719,7 @@
           <w:color w:val="2D3748"/>
           <w:sz w:val="19"/>
         </w:rPr>
-        <w:t>Apache Fineract 1.12.x Community Edition (CE)</w:t>
+        <w:t>Apache Fineract CE (digest-pinned) Community Edition (CE)</w:t>
       </w:r>
       <w:r>
         <w:rPr>
@@ -1753,16 +1805,16 @@
               <w:br/>
               <w:t xml:space="preserve">        PORT["FineractPort (Hexagonal Interface)"]</w:t>
               <w:br/>
-              <w:t xml:space="preserve">        CLIENT["FineractClient (REST Adapter)"]</w:t>
+              <w:t xml:space="preserve">        CLIENT["FineractRestAdapter (REST Adapter)"]</w:t>
               <w:br/>
-              <w:t xml:space="preserve">        OUTBOX["Transactional Outbox&lt;br/&gt;(ulms_app.outbox_events)"]</w:t>
+              <w:t xml:space="preserve">        OUTBOX["Transactional Outbox&lt;br/&gt;(ulms.outbox_event)"]</w:t>
               <w:br/>
               <w:t xml:space="preserve">    end</w:t>
               <w:br/>
               <w:br/>
-              <w:t xml:space="preserve">    subgraph Fineract_Ledger ["Apache Fineract 1.12.x Core Engine"]</w:t>
+              <w:t xml:space="preserve">    subgraph Fineract_Ledger ["Apache Fineract CE Core Engine (digest-pinned)"]</w:t>
               <w:br/>
-              <w:t xml:space="preserve">        REST_API["Fineract REST API (:8443)&lt;br/&gt;Mutual TLS / Basic Auth"]</w:t>
+              <w:t xml:space="preserve">        REST_API["Fineract REST API (:8083)&lt;br/&gt;Mutual TLS / Basic Auth"]</w:t>
               <w:br/>
               <w:t xml:space="preserve">        LEDGER["Fineract Loan Ledger Engine&lt;br/&gt;m_loan / m_loan_transaction"]</w:t>
               <w:br/>
@@ -1817,7 +1869,7 @@
           <w:color w:val="003366"/>
           <w:sz w:val="19"/>
         </w:rPr>
-        <w:t xml:space="preserve">1. </w:t>
+        <w:t>1. Zero Upstream Schema Alterations: ULMS MUST NEVER alter, patch, add triggers to, or create foreign keys against Fineract database tables (fineract_default).</w:t>
       </w:r>
       <w:r>
         <w:rPr>
@@ -1826,7 +1878,6 @@
           <w:color w:val="2D3748"/>
           <w:sz w:val="19"/>
         </w:rPr>
-        <w:t>Zero Upstream Schema Alterations:</w:t>
       </w:r>
       <w:r>
         <w:rPr>
@@ -1834,7 +1885,6 @@
           <w:color w:val="2D3748"/>
           <w:sz w:val="19"/>
         </w:rPr>
-        <w:t xml:space="preserve"> ULMS </w:t>
       </w:r>
       <w:r>
         <w:rPr>
@@ -1843,7 +1893,6 @@
           <w:color w:val="2D3748"/>
           <w:sz w:val="19"/>
         </w:rPr>
-        <w:t>MUST NEVER</w:t>
       </w:r>
       <w:r>
         <w:rPr>
@@ -1851,7 +1900,6 @@
           <w:color w:val="2D3748"/>
           <w:sz w:val="19"/>
         </w:rPr>
-        <w:t xml:space="preserve"> alter, patch, add triggers to, or create foreign keys against Fineract database tables (</w:t>
       </w:r>
       <w:r>
         <w:rPr>
@@ -1859,7 +1907,6 @@
           <w:color w:val="801515"/>
           <w:sz w:val="18"/>
         </w:rPr>
-        <w:t>fineract_tenants</w:t>
       </w:r>
       <w:r>
         <w:rPr>
@@ -1867,7 +1914,6 @@
           <w:color w:val="2D3748"/>
           <w:sz w:val="19"/>
         </w:rPr>
-        <w:t xml:space="preserve"> or </w:t>
       </w:r>
       <w:r>
         <w:rPr>
@@ -1875,7 +1921,6 @@
           <w:color w:val="801515"/>
           <w:sz w:val="18"/>
         </w:rPr>
-        <w:t>mifostenant-default</w:t>
       </w:r>
       <w:r>
         <w:rPr>
@@ -1883,7 +1928,6 @@
           <w:color w:val="2D3748"/>
           <w:sz w:val="19"/>
         </w:rPr>
-        <w:t>).</w:t>
       </w:r>
     </w:p>
     <w:p>
@@ -2004,7 +2048,7 @@
           <w:color w:val="801515"/>
           <w:sz w:val="18"/>
         </w:rPr>
-        <w:t>apache/fineract:1.12.0@sha256:7f9...</w:t>
+        <w:t>apache/fineract@fd01236df6</w:t>
       </w:r>
       <w:r>
         <w:rPr>
@@ -2307,7 +2351,7 @@
                 <w:color w:val="2D3748"/>
                 <w:sz w:val="17"/>
               </w:rPr>
-              <w:t>`ulms_app`</w:t>
+              <w:t>`ulms`</w:t>
             </w:r>
           </w:p>
         </w:tc>
@@ -2409,7 +2453,7 @@
                 <w:color w:val="2D3748"/>
                 <w:sz w:val="17"/>
               </w:rPr>
-              <w:t>`fineract_tenants`</w:t>
+              <w:t>`fineract_default`</w:t>
             </w:r>
           </w:p>
         </w:tc>
@@ -2511,7 +2555,7 @@
                 <w:color w:val="2D3748"/>
                 <w:sz w:val="17"/>
               </w:rPr>
-              <w:t>`mifostenant-default`</w:t>
+              <w:t>`fineract_default`</w:t>
             </w:r>
           </w:p>
         </w:tc>
@@ -4684,7 +4728,7 @@
           <w:color w:val="801515"/>
           <w:sz w:val="18"/>
         </w:rPr>
-        <w:t>ulms_app.loans.outstanding_minor</w:t>
+        <w:t>ulms.loan.outstanding_minor</w:t>
       </w:r>
       <w:r>
         <w:rPr>
@@ -4771,9 +4815,9 @@
               <w:br/>
               <w:t xml:space="preserve">    ABS(u.outstanding_minor - ROUND(f.total_outstanding_derived * 100)) AS variance_poisha</w:t>
               <w:br/>
-              <w:t>FROM ulms_app.loans u</w:t>
+              <w:t>FROM ulms.loan u</w:t>
               <w:br/>
-              <w:t>JOIN mifostenant-default.m_loan f ON f.id = u.fineract_loan_id</w:t>
+              <w:t>JOIN fineract_default.m_loan f ON f.id = u.fineract_loan_id</w:t>
               <w:br/>
               <w:t>WHERE ABS(u.outstanding_minor - ROUND(f.total_outstanding_derived * 100)) &gt; 0;</w:t>
             </w:r>
@@ -4880,7 +4924,7 @@
               </w:rPr>
               <w:t>curl -s -X POST -H "Authorization: Bearer $TOKEN" \</w:t>
               <w:br/>
-              <w:t xml:space="preserve">  http://localhost:8081/api/v1/servicing/reconcile-ledger</w:t>
+              <w:t xml:space="preserve">  http://localhost:8081/api/v1/loans/payments/reconcile</w:t>
             </w:r>
           </w:p>
         </w:tc>
@@ -4902,7 +4946,20 @@
           <w:color w:val="2D3748"/>
           <w:sz w:val="19"/>
         </w:rPr>
-        <w:t>— End of Apache Fineract 1.12.x Core Banking Integration Specification —</w:t>
+        <w:t>— End of Apache Fineract CE (digest-pinned) Core Banking Integration Specification —</w:t>
+      </w:r>
+    </w:p>
+    <w:p>
+      <w:r>
+        <w:rPr>
+          <w:b/>
+        </w:rPr>
+        <w:t>Addendum — v3.1.0 corrections (Independent Forensic Re-audit, 8 October 2026)</w:t>
+      </w:r>
+    </w:p>
+    <w:p>
+      <w:r>
+        <w:t>Corrections (v3.1.0): the truncated digest placeholder replaced by the real pin (apache/fineract@fd01236df6); Fineract port 8083; SQL schema references renamed to the real dual schema (ulms + fineract_default) with the Fineract ledger correctly modeled as fineract_default.m_loan; the adapter class renamed FineractRestAdapter (FineractClient is the port-nested request record).</w:t>
       </w:r>
     </w:p>
     <w:sectPr>
